--- a/livrables/lecons/2026-08-15_lecon-placement-financier_10_fiscalite-revenus-capital.docx
+++ b/livrables/lecons/2026-08-15_lecon-placement-financier_10_fiscalite-revenus-capital.docx
@@ -2139,7 +2139,7 @@
           <w:sz w:val="22"/>
           <w:szCs w:val="22"/>
         </w:rPr>
-        <w:t xml:space="preserve">Les prélèvements sociaux s'appliquent sur les gains, pas sur le capital. Ils concernent les intérêts, dividendes, et plus-values, quel que soit le régime fiscal choisi.</w:t>
+        <w:t xml:space="preserve">Les prélèvements sociaux s'appliquent sur les gains, pas sur le capital. Ils concernent les intérêts, dividendes et plus-values, et restent dus que l'on choisisse le PFU ou le barème progressif. ⚠️ EN REVANCHE, LE TAUX DE 18,6 % N'EST PAS UNIVERSEL. La hausse du 1er janvier 2026 s'accompagne de régimes dérogatoires : conservent le taux antérieur de 17,2 % les contrats d'assurance-vie et de capitalisation avec valeur de rachat, les CEL ouverts jusqu'au 31/12/2017, les PEL ouverts jusqu'au 31/12/2017 pour leurs douze premières années, et les PEP exonérés. Les PEA ouverts avant 2018 relèvent de règles transitoires par période de détention ; ceux ouverts depuis 2018 suivent le taux en vigueur au retrait, soit 18,6 %. Vérifié le 15/08/2026 sur impots.gouv.fr et service-public.gouv.fr.</w:t>
       </w:r>
     </w:p>
     <w:p>
@@ -2469,7 +2469,7 @@
                 <w:sz w:val="20"/>
                 <w:szCs w:val="20"/>
               </w:rPr>
-              <w:t xml:space="preserve">IR à 7,5 % (au lieu de 12,8 %) ; abattement annuel 4 600 € (célibataire) / 9 200 € (couple)</w:t>
+              <w:t xml:space="preserve">IR à 7,5 % (au lieu de 12,8 %) ET prélèvements sociaux maintenus à 17,2 % — soit 24,7 % au total, et non 26,1 % ; abattement annuel 4 600 € (célibataire) / 9 200 € (couple)</w:t>
             </w:r>
           </w:p>
         </w:tc>
@@ -2646,7 +2646,7 @@
           <w:sz w:val="22"/>
           <w:szCs w:val="22"/>
         </w:rPr>
-        <w:t xml:space="preserve">Rappel : les régimes fiscaux des enveloppes sont susceptibles d'évoluer. Vérifiez les conditions en vigueur au moment de votre décision auprès d'un professionnel ou sur service-public.fr et impots.gouv.fr.</w:t>
+        <w:t xml:space="preserve">Rappel : les régimes fiscaux des enveloppes sont susceptibles d'évoluer, et toute réforme de taux s'accompagne presque toujours de régimes transitoires et de produits exclus — c'est le point le plus facile à manquer. Vérifiez les conditions en vigueur au moment de votre décision auprès d'un professionnel ou sur service-public.gouv.fr et impots.gouv.fr.</w:t>
       </w:r>
     </w:p>
     <w:p>
@@ -5403,6 +5403,171 @@
           <w:szCs w:val="18"/>
         </w:rPr>
         <w:t xml:space="preserve">────────────────────────────────────────────────────────────</w:t>
+      </w:r>
+    </w:p>
+    <w:p>
+      <w:pPr>
+        <w:spacing w:before="320" w:after="120"/>
+      </w:pPr>
+      <w:r>
+        <w:rPr>
+          <w:b/>
+          <w:bCs/>
+          <w:color w:val="1B3A6B"/>
+          <w:sz w:val="28"/>
+          <w:szCs w:val="28"/>
+        </w:rPr>
+        <w:t xml:space="preserve">📝 Journal des corrections</w:t>
+      </w:r>
+    </w:p>
+    <w:p>
+      <w:pPr>
+        <w:pBdr>
+          <w:left w:val="single" w:sz="18" w:space="8" w:color="1B3A6B"/>
+        </w:pBdr>
+        <w:shd w:val="clear" w:color="auto" w:fill="EEF2F7"/>
+        <w:spacing w:before="40" w:after="40"/>
+        <w:ind w:left="280"/>
+      </w:pPr>
+      <w:r>
+        <w:rPr>
+          <w:color w:val="1F2937"/>
+          <w:sz w:val="20"/>
+          <w:szCs w:val="20"/>
+        </w:rPr>
+        <w:t xml:space="preserve">Leçon produite le 15/08/2026, corrigée le même jour après vérification des taux auprès des sources officielles. Les corrections sont fondues dans le texte ; la formulation d'origine est conservée ici.</w:t>
+      </w:r>
+    </w:p>
+    <w:p>
+      <w:pPr>
+        <w:pBdr>
+          <w:left w:val="single" w:sz="18" w:space="8" w:color="1B3A6B"/>
+        </w:pBdr>
+        <w:shd w:val="clear" w:color="auto" w:fill="EEF2F7"/>
+        <w:spacing w:before="120" w:after="40"/>
+        <w:ind w:left="280"/>
+      </w:pPr>
+      <w:r>
+        <w:rPr>
+          <w:b/>
+          <w:bCs/>
+          <w:color w:val="1F2937"/>
+          <w:sz w:val="20"/>
+          <w:szCs w:val="20"/>
+        </w:rPr>
+        <w:t xml:space="preserve">1. Universalité du taux de 18,6 %.</w:t>
+      </w:r>
+    </w:p>
+    <w:p>
+      <w:pPr>
+        <w:pBdr>
+          <w:left w:val="single" w:sz="18" w:space="8" w:color="1B3A6B"/>
+        </w:pBdr>
+        <w:shd w:val="clear" w:color="auto" w:fill="EEF2F7"/>
+        <w:spacing w:before="40" w:after="40"/>
+        <w:ind w:left="280"/>
+      </w:pPr>
+      <w:r>
+        <w:rPr>
+          <w:color w:val="1F2937"/>
+          <w:sz w:val="20"/>
+          <w:szCs w:val="20"/>
+        </w:rPr>
+        <w:t xml:space="preserve">La section 5 énonçait que les prélèvements sociaux s'appliquent « quel que soit le régime fiscal choisi », sans mentionner d'exception. La formule visait le choix PFU/barème — exact sur ce point — mais laissait entendre que 18,6 % s'applique à tous les produits. C'est inexact : l'assurance-vie, les CEL et PEL antérieurs à 2018 et les PEP conservent 17,2 %.</w:t>
+      </w:r>
+    </w:p>
+    <w:p>
+      <w:pPr>
+        <w:pBdr>
+          <w:left w:val="single" w:sz="18" w:space="8" w:color="1B3A6B"/>
+        </w:pBdr>
+        <w:shd w:val="clear" w:color="auto" w:fill="EEF2F7"/>
+        <w:spacing w:before="120" w:after="40"/>
+        <w:ind w:left="280"/>
+      </w:pPr>
+      <w:r>
+        <w:rPr>
+          <w:b/>
+          <w:bCs/>
+          <w:color w:val="1F2937"/>
+          <w:sz w:val="20"/>
+          <w:szCs w:val="20"/>
+        </w:rPr>
+        <w:t xml:space="preserve">2. Assurance-vie de plus de 8 ans.</w:t>
+      </w:r>
+    </w:p>
+    <w:p>
+      <w:pPr>
+        <w:pBdr>
+          <w:left w:val="single" w:sz="18" w:space="8" w:color="1B3A6B"/>
+        </w:pBdr>
+        <w:shd w:val="clear" w:color="auto" w:fill="EEF2F7"/>
+        <w:spacing w:before="40" w:after="40"/>
+        <w:ind w:left="280"/>
+      </w:pPr>
+      <w:r>
+        <w:rPr>
+          <w:color w:val="1F2937"/>
+          <w:sz w:val="20"/>
+          <w:szCs w:val="20"/>
+        </w:rPr>
+        <w:t xml:space="preserve">La section 6 indiquait « IR à 7,5 % (au lieu de 12,8 %) » sans corriger le taux social. Combinée à la section 5, cette ligne conduisait à calculer 7,5 + 18,6 = 26,1 %. Le taux réel est 7,5 + 17,2 = 24,7 %. L'écart de 1,4 point portait sur l'enveloppe la plus détenue en France, traitée par la leçon 06 de ce parcours.</w:t>
+      </w:r>
+    </w:p>
+    <w:p>
+      <w:pPr>
+        <w:pBdr>
+          <w:left w:val="single" w:sz="18" w:space="8" w:color="1B3A6B"/>
+        </w:pBdr>
+        <w:shd w:val="clear" w:color="auto" w:fill="EEF2F7"/>
+        <w:spacing w:before="120" w:after="40"/>
+        <w:ind w:left="280"/>
+      </w:pPr>
+      <w:r>
+        <w:rPr>
+          <w:b/>
+          <w:bCs/>
+          <w:color w:val="1F2937"/>
+          <w:sz w:val="20"/>
+          <w:szCs w:val="20"/>
+        </w:rPr>
+        <w:t xml:space="preserve">3. PEA et règles transitoires.</w:t>
+      </w:r>
+    </w:p>
+    <w:p>
+      <w:pPr>
+        <w:pBdr>
+          <w:left w:val="single" w:sz="18" w:space="8" w:color="1B3A6B"/>
+        </w:pBdr>
+        <w:shd w:val="clear" w:color="auto" w:fill="EEF2F7"/>
+        <w:spacing w:before="40" w:after="40"/>
+        <w:ind w:left="280"/>
+      </w:pPr>
+      <w:r>
+        <w:rPr>
+          <w:color w:val="1F2937"/>
+          <w:sz w:val="20"/>
+          <w:szCs w:val="20"/>
+        </w:rPr>
+        <w:t xml:space="preserve">La mention « prélèvements sociaux (18,6 %) seuls » vaut pour les PEA ouverts depuis 2018. Les plans antérieurs relèvent de taux historiques par période de détention, ce que la leçon ne signalait pas.</w:t>
+      </w:r>
+    </w:p>
+    <w:p>
+      <w:pPr>
+        <w:pBdr>
+          <w:left w:val="single" w:sz="18" w:space="8" w:color="1B3A6B"/>
+        </w:pBdr>
+        <w:shd w:val="clear" w:color="auto" w:fill="EEF2F7"/>
+        <w:spacing w:before="40" w:after="40"/>
+        <w:ind w:left="280"/>
+      </w:pPr>
+      <w:r>
+        <w:rPr>
+          <w:color w:val="1F2937"/>
+          <w:sz w:val="20"/>
+          <w:szCs w:val="20"/>
+        </w:rPr>
+        <w:t xml:space="preserve">Vérifié le 15/08/2026 et inchangé : PFU de droit commun à 31,4 % (12,8 % + 18,6 %), composition des prélèvements sociaux (CSG 10,6 % · CRDS 0,5 % · solidarité 7,5 %), hausse de la CSG de 9,2 % à 10,6 %, CSG déductible de 6,8 % sous option barème, abattement de 40 % sur dividendes, seuils de dispense d'acompte (25 000 € / 50 000 €). Sources : impots.gouv.fr — Les revenus mobiliers ; service-public.gouv.fr — fiche F2329.</w:t>
       </w:r>
     </w:p>
     <w:p>

--- a/livrables/lecons/2026-08-15_lecon-placement-financier_10_fiscalite-revenus-capital.docx
+++ b/livrables/lecons/2026-08-15_lecon-placement-financier_10_fiscalite-revenus-capital.docx
@@ -2139,7 +2139,7 @@
           <w:sz w:val="22"/>
           <w:szCs w:val="22"/>
         </w:rPr>
-        <w:t xml:space="preserve">Les prélèvements sociaux s'appliquent sur les gains, pas sur le capital. Ils concernent les intérêts, dividendes et plus-values, et restent dus que l'on choisisse le PFU ou le barème progressif. ⚠️ EN REVANCHE, LE TAUX DE 18,6 % N'EST PAS UNIVERSEL. La hausse du 1er janvier 2026 s'accompagne de régimes dérogatoires : conservent le taux antérieur de 17,2 % les contrats d'assurance-vie et de capitalisation avec valeur de rachat, les CEL ouverts jusqu'au 31/12/2017, les PEL ouverts jusqu'au 31/12/2017 pour leurs douze premières années, et les PEP exonérés. Les PEA ouverts avant 2018 relèvent de règles transitoires par période de détention ; ceux ouverts depuis 2018 suivent le taux en vigueur au retrait, soit 18,6 %. Vérifié le 15/08/2026 sur impots.gouv.fr et service-public.gouv.fr.</w:t>
+        <w:t xml:space="preserve">Les prélèvements sociaux s'appliquent sur les gains, pas sur le capital. Ils concernent les intérêts, dividendes et plus-values, et restent dus que l'on choisisse le PFU ou le barème progressif. ⚠️ EN REVANCHE, LE TAUX DE 18,6 % N'EST PAS UNIVERSEL — et la première distinction à faire n'est pas produit par produit, mais par CATÉGORIE DE REVENU. La hausse du 1er janvier 2026 porte la CSG de 9,2 % à 10,6 % sur les revenus de PLACEMENT uniquement. Les revenus du PATRIMOINE gardent une CSG à 9,2 %, donc 17,2 % au total : c'est le cas des revenus fonciers (location nue) et des plus-values immobilières — la location meublée non professionnelle, relevant des BIC, suit en revanche le régime des placements à 18,6 %. À l'intérieur même des revenus de placement, conservent en outre 17,2 % les contrats d'assurance-vie et de capitalisation avec valeur de rachat, les CEL ouverts jusqu'au 31/12/2017, les PEL ouverts jusqu'au 31/12/2017 pour leurs douze premières années, et les PEP exonérés. Les PEA ouverts avant 2018 relèvent de règles transitoires par période de détention ; ceux ouverts depuis 2018 suivent le taux en vigueur au retrait, soit 18,6 %. Vérifié le 15/08/2026 sur impots.gouv.fr (Les revenus mobiliers) et service-public.gouv.fr (fiche F2329, qui présente les deux catégories dans deux tableaux distincts).</w:t>
       </w:r>
     </w:p>
     <w:p>
@@ -5567,7 +5567,7 @@
           <w:sz w:val="20"/>
           <w:szCs w:val="20"/>
         </w:rPr>
-        <w:t xml:space="preserve">Vérifié le 15/08/2026 et inchangé : PFU de droit commun à 31,4 % (12,8 % + 18,6 %), composition des prélèvements sociaux (CSG 10,6 % · CRDS 0,5 % · solidarité 7,5 %), hausse de la CSG de 9,2 % à 10,6 %, CSG déductible de 6,8 % sous option barème, abattement de 40 % sur dividendes, seuils de dispense d'acompte (25 000 € / 50 000 €). Sources : impots.gouv.fr — Les revenus mobiliers ; service-public.gouv.fr — fiche F2329.</w:t>
+        <w:t xml:space="preserve">4. Revenus du patrimoine. La première version de cette correction listait les produits de placement dérogatoires sans poser la distinction de catégorie, qui est pourtant la clé de lecture : la fiche F2329 traite les revenus du patrimoine et les revenus de placement dans deux tableaux séparés, et seule la seconde catégorie subit la hausse de CSG. Complété le 15/08/2026. — Vérifié le 15/08/2026 et inchangé : PFU de droit commun à 31,4 % (12,8 % + 18,6 %), composition des prélèvements sociaux (CSG 10,6 % · CRDS 0,5 % · solidarité 7,5 %), hausse de la CSG de 9,2 % à 10,6 %, CSG déductible de 6,8 % sous option barème, abattement de 40 % sur dividendes, seuils de dispense d'acompte (25 000 € / 50 000 €). Sources : impots.gouv.fr — Les revenus mobiliers ; service-public.gouv.fr — fiche F2329.</w:t>
       </w:r>
     </w:p>
     <w:p>
